--- a/examples/demos/demo_challenge_cup.docx
+++ b/examples/demos/demo_challenge_cup.docx
@@ -3194,6 +3194,167 @@
     </w:p>
     <w:p>
       <w:pPr>
+        <w:spacing w:before="0" w:after="120" w:lineRule="auto" w:line="360"/>
+        <w:ind w:firstLine="480"/>
+      </w:pPr>
+      <w:r>
+        <w:rPr>
+          <w:rFonts w:ascii="宋体" w:hAnsi="宋体" w:eastAsia="宋体"/>
+          <w:b w:val="0"/>
+          <w:color w:val="111827"/>
+          <w:sz w:val="24"/>
+        </w:rPr>
+        <w:t>总体指标容易被平均掉。把 200 组随机场景按「障碍出现方式」拆成四类之后，能看到提升究竟发生在哪里：室内走廊本来就接近满分，收益极小；真正拉开差距的是窄通道与动态障碍密集这两类。</w:t>
+      </w:r>
+    </w:p>
+    <w:p>
+      <w:pPr>
+        <w:keepNext/>
+        <w:keepLines/>
+        <w:spacing w:before="200" w:after="80"/>
+        <w:jc w:val="center"/>
+      </w:pPr>
+      <w:r>
+        <w:drawing>
+          <wp:inline xmlns:a="http://schemas.openxmlformats.org/drawingml/2006/main" xmlns:pic="http://schemas.openxmlformats.org/drawingml/2006/picture">
+            <wp:extent cx="5214882" cy="2520000"/>
+            <wp:docPr id="6" name="Picture 6"/>
+            <wp:cNvGraphicFramePr>
+              <a:graphicFrameLocks noChangeAspect="1"/>
+            </wp:cNvGraphicFramePr>
+            <a:graphic>
+              <a:graphicData uri="http://schemas.openxmlformats.org/drawingml/2006/picture">
+                <pic:pic>
+                  <pic:nvPicPr>
+                    <pic:cNvPr id="0" name="22_scenario_success.png"/>
+                    <pic:cNvPicPr/>
+                  </pic:nvPicPr>
+                  <pic:blipFill>
+                    <a:blip r:embed="rId14"/>
+                    <a:stretch>
+                      <a:fillRect/>
+                    </a:stretch>
+                  </pic:blipFill>
+                  <pic:spPr>
+                    <a:xfrm>
+                      <a:off x="0" y="0"/>
+                      <a:ext cx="5214882" cy="2520000"/>
+                    </a:xfrm>
+                    <a:prstGeom prst="rect"/>
+                  </pic:spPr>
+                </pic:pic>
+              </a:graphicData>
+            </a:graphic>
+          </wp:inline>
+        </w:drawing>
+      </w:r>
+    </w:p>
+    <w:p>
+      <w:pPr>
+        <w:keepLines/>
+        <w:spacing w:before="0" w:after="280"/>
+        <w:jc w:val="center"/>
+      </w:pPr>
+      <w:r>
+        <w:rPr>
+          <w:rFonts w:ascii="宋体" w:hAnsi="宋体" w:eastAsia="宋体"/>
+          <w:b w:val="0"/>
+          <w:color w:val="6B7280"/>
+          <w:sz w:val="21"/>
+        </w:rPr>
+        <w:t>图 6　四类典型场景的避障成功率对比</w:t>
+      </w:r>
+    </w:p>
+    <w:p>
+      <w:pPr>
+        <w:spacing w:before="0" w:after="120" w:lineRule="auto" w:line="360"/>
+        <w:ind w:firstLine="480"/>
+      </w:pPr>
+      <w:r>
+        <w:rPr>
+          <w:rFonts w:ascii="宋体" w:hAnsi="宋体" w:eastAsia="宋体"/>
+          <w:b w:val="0"/>
+          <w:color w:val="111827"/>
+          <w:sz w:val="24"/>
+        </w:rPr>
+        <w:t>这个拆分也解释了一个容易被追问的问题：为什么室外有风的场景提升幅度小于窄通道？因为风扰主要影响控制层，而本作品的改进集中在规划层，控制层的补偿只做了延迟建模，没有做风场估计。这是明确的局限，不打算在报告里含糊过去。</w:t>
+      </w:r>
+    </w:p>
+    <w:p>
+      <w:pPr>
+        <w:spacing w:before="0" w:after="120" w:lineRule="auto" w:line="360"/>
+        <w:ind w:firstLine="480"/>
+      </w:pPr>
+      <w:r>
+        <w:rPr>
+          <w:rFonts w:ascii="宋体" w:hAnsi="宋体" w:eastAsia="宋体"/>
+          <w:b w:val="0"/>
+          <w:color w:val="111827"/>
+          <w:sz w:val="24"/>
+        </w:rPr>
+        <w:t>为了确认三项改进各自的贡献，我们做了逐项剥离的消融实验。结论有点反直觉：曲率约束几乎不影响成功率，但对能耗影响明显——这也说明为什么只报成功率的论文会低估它。</w:t>
+      </w:r>
+    </w:p>
+    <w:p>
+      <w:pPr>
+        <w:keepNext/>
+        <w:keepLines/>
+        <w:spacing w:before="200" w:after="80"/>
+        <w:jc w:val="center"/>
+      </w:pPr>
+      <w:r>
+        <w:drawing>
+          <wp:inline xmlns:a="http://schemas.openxmlformats.org/drawingml/2006/main" xmlns:pic="http://schemas.openxmlformats.org/drawingml/2006/picture">
+            <wp:extent cx="4979352" cy="2520000"/>
+            <wp:docPr id="7" name="Picture 7"/>
+            <wp:cNvGraphicFramePr>
+              <a:graphicFrameLocks noChangeAspect="1"/>
+            </wp:cNvGraphicFramePr>
+            <a:graphic>
+              <a:graphicData uri="http://schemas.openxmlformats.org/drawingml/2006/picture">
+                <pic:pic>
+                  <pic:nvPicPr>
+                    <pic:cNvPr id="0" name="25_ablation.png"/>
+                    <pic:cNvPicPr/>
+                  </pic:nvPicPr>
+                  <pic:blipFill>
+                    <a:blip r:embed="rId15"/>
+                    <a:stretch>
+                      <a:fillRect/>
+                    </a:stretch>
+                  </pic:blipFill>
+                  <pic:spPr>
+                    <a:xfrm>
+                      <a:off x="0" y="0"/>
+                      <a:ext cx="4979352" cy="2520000"/>
+                    </a:xfrm>
+                    <a:prstGeom prst="rect"/>
+                  </pic:spPr>
+                </pic:pic>
+              </a:graphicData>
+            </a:graphic>
+          </wp:inline>
+        </w:drawing>
+      </w:r>
+    </w:p>
+    <w:p>
+      <w:pPr>
+        <w:keepLines/>
+        <w:spacing w:before="0" w:after="280"/>
+        <w:jc w:val="center"/>
+      </w:pPr>
+      <w:r>
+        <w:rPr>
+          <w:rFonts w:ascii="宋体" w:hAnsi="宋体" w:eastAsia="宋体"/>
+          <w:b w:val="0"/>
+          <w:color w:val="6B7280"/>
+          <w:sz w:val="21"/>
+        </w:rPr>
+        <w:t>图 7　逐项剥离消融实验：各模块对成功率的贡献</w:t>
+      </w:r>
+    </w:p>
+    <w:p>
+      <w:pPr>
         <w:keepNext/>
         <w:keepLines/>
         <w:spacing w:before="360" w:after="160" w:line="360" w:lineRule="auto"/>

--- a/examples/demos/demo_challenge_cup.docx
+++ b/examples/demos/demo_challenge_cup.docx
@@ -354,7 +354,7 @@
       <w:pPr>
         <w:keepNext/>
         <w:keepLines/>
-        <w:spacing w:before="360" w:after="160" w:line="360" w:lineRule="auto"/>
+        <w:spacing w:before="280" w:after="140" w:line="360" w:lineRule="auto"/>
       </w:pPr>
       <w:r>
         <w:rPr>
@@ -626,7 +626,7 @@
       <w:pPr>
         <w:keepNext/>
         <w:keepLines/>
-        <w:spacing w:before="360" w:after="160" w:line="360" w:lineRule="auto"/>
+        <w:spacing w:before="280" w:after="140" w:line="360" w:lineRule="auto"/>
       </w:pPr>
       <w:r>
         <w:rPr>
@@ -657,7 +657,7 @@
       <w:pPr>
         <w:keepNext/>
         <w:keepLines/>
-        <w:spacing w:before="200" w:after="80"/>
+        <w:spacing w:before="160" w:after="60"/>
         <w:jc w:val="center"/>
       </w:pPr>
       <w:r>
@@ -676,7 +676,7 @@
                     <pic:cNvPicPr/>
                   </pic:nvPicPr>
                   <pic:blipFill>
-                    <a:blip r:embed="rId9"/>
+                    <a:blip r:embed="rId10"/>
                     <a:stretch>
                       <a:fillRect/>
                     </a:stretch>
@@ -698,7 +698,7 @@
     <w:p>
       <w:pPr>
         <w:keepLines/>
-        <w:spacing w:before="0" w:after="280"/>
+        <w:spacing w:before="0" w:after="200"/>
         <w:jc w:val="center"/>
       </w:pPr>
       <w:r>
@@ -739,7 +739,7 @@
           <w:color w:val="111827"/>
           <w:sz w:val="25"/>
         </w:rPr>
-        <w:t>2.2 场景约束</w:t>
+        <w:t>2.1 场景约束</w:t>
       </w:r>
     </w:p>
     <w:p>
@@ -800,7 +800,7 @@
           <w:color w:val="111827"/>
           <w:sz w:val="25"/>
         </w:rPr>
-        <w:t>2.3 检索的局限与应对</w:t>
+        <w:t>2.2 检索的局限与应对</w:t>
       </w:r>
     </w:p>
     <w:p>
@@ -846,7 +846,7 @@
           <w:color w:val="111827"/>
           <w:sz w:val="25"/>
         </w:rPr>
-        <w:t>2.4 三点共性缺陷</w:t>
+        <w:t>2.3 三点共性缺陷</w:t>
       </w:r>
     </w:p>
     <w:p>
@@ -907,7 +907,7 @@
           <w:color w:val="111827"/>
           <w:sz w:val="25"/>
         </w:rPr>
-        <w:t>2.5 本作品的定位</w:t>
+        <w:t>2.4 本作品的定位</w:t>
       </w:r>
     </w:p>
     <w:p>
@@ -929,7 +929,7 @@
       <w:pPr>
         <w:keepNext/>
         <w:keepLines/>
-        <w:spacing w:before="360" w:after="160" w:line="360" w:lineRule="auto"/>
+        <w:spacing w:before="280" w:after="140" w:line="360" w:lineRule="auto"/>
       </w:pPr>
       <w:r>
         <w:rPr>
@@ -962,7 +962,7 @@
       <w:pPr>
         <w:keepNext/>
         <w:keepLines/>
-        <w:spacing w:before="200" w:after="80"/>
+        <w:spacing w:before="160" w:after="60"/>
         <w:jc w:val="center"/>
       </w:pPr>
       <w:r>
@@ -981,7 +981,7 @@
                     <pic:cNvPicPr/>
                   </pic:nvPicPr>
                   <pic:blipFill>
-                    <a:blip r:embed="rId10"/>
+                    <a:blip r:embed="rId11"/>
                     <a:stretch>
                       <a:fillRect/>
                     </a:stretch>
@@ -1003,7 +1003,7 @@
     <w:p>
       <w:pPr>
         <w:keepLines/>
-        <w:spacing w:before="0" w:after="280"/>
+        <w:spacing w:before="0" w:after="200"/>
         <w:jc w:val="center"/>
       </w:pPr>
       <w:r>
@@ -1035,7 +1035,7 @@
       <w:pPr>
         <w:keepNext/>
         <w:keepLines/>
-        <w:spacing w:before="200" w:after="80"/>
+        <w:spacing w:before="160" w:after="60"/>
         <w:jc w:val="center"/>
       </w:pPr>
       <w:r>
@@ -1054,7 +1054,7 @@
                     <pic:cNvPicPr/>
                   </pic:nvPicPr>
                   <pic:blipFill>
-                    <a:blip r:embed="rId11"/>
+                    <a:blip r:embed="rId12"/>
                     <a:stretch>
                       <a:fillRect/>
                     </a:stretch>
@@ -1076,7 +1076,7 @@
     <w:p>
       <w:pPr>
         <w:keepLines/>
-        <w:spacing w:before="0" w:after="280"/>
+        <w:spacing w:before="0" w:after="200"/>
         <w:jc w:val="center"/>
       </w:pPr>
       <w:r>
@@ -1102,7 +1102,7 @@
           <w:color w:val="111827"/>
           <w:sz w:val="25"/>
         </w:rPr>
-        <w:t>3.4 三项创新的具体内容</w:t>
+        <w:t>3.1 三项创新的具体内容</w:t>
       </w:r>
     </w:p>
     <w:p>
@@ -1163,7 +1163,7 @@
           <w:color w:val="111827"/>
           <w:sz w:val="25"/>
         </w:rPr>
-        <w:t>3.5 研究内容分解</w:t>
+        <w:t>3.2 研究内容分解</w:t>
       </w:r>
     </w:p>
     <w:p>
@@ -1185,7 +1185,7 @@
       <w:pPr>
         <w:keepNext/>
         <w:keepLines/>
-        <w:spacing w:before="200" w:after="80"/>
+        <w:spacing w:before="160" w:after="60"/>
         <w:jc w:val="center"/>
       </w:pPr>
       <w:r>
@@ -1204,7 +1204,7 @@
                     <pic:cNvPicPr/>
                   </pic:nvPicPr>
                   <pic:blipFill>
-                    <a:blip r:embed="rId12"/>
+                    <a:blip r:embed="rId13"/>
                     <a:stretch>
                       <a:fillRect/>
                     </a:stretch>
@@ -1226,7 +1226,7 @@
     <w:p>
       <w:pPr>
         <w:keepLines/>
-        <w:spacing w:before="0" w:after="280"/>
+        <w:spacing w:before="0" w:after="200"/>
         <w:jc w:val="center"/>
       </w:pPr>
       <w:r>
@@ -1252,7 +1252,7 @@
           <w:color w:val="111827"/>
           <w:sz w:val="25"/>
         </w:rPr>
-        <w:t>3.6 算法实现细节</w:t>
+        <w:t>3.3 算法实现细节</w:t>
       </w:r>
     </w:p>
     <w:p>
@@ -1328,7 +1328,7 @@
           <w:color w:val="111827"/>
           <w:sz w:val="25"/>
         </w:rPr>
-        <w:t>3.7 与现有开源方案的工程差异</w:t>
+        <w:t>3.4 与现有开源方案的工程差异</w:t>
       </w:r>
     </w:p>
     <w:p>
@@ -1344,6 +1344,23 @@
           <w:sz w:val="24"/>
         </w:rPr>
         <w:t>把作品与三个主流开源方案做了对比：ROS 的 nav2 中的 NavFn、EGO-Planner、以及 Fast-Planner。三者的定位各不相同，对比的意义不在于谁更好，而在于说明本作品补的是哪块空位。</w:t>
+      </w:r>
+    </w:p>
+    <w:p>
+      <w:pPr>
+        <w:keepNext/>
+        <w:keepLines/>
+        <w:spacing w:before="120" w:after="40" w:line="288" w:lineRule="auto"/>
+        <w:jc w:val="center"/>
+      </w:pPr>
+      <w:r>
+        <w:rPr>
+          <w:rFonts w:ascii="黑体" w:hAnsi="黑体" w:eastAsia="黑体"/>
+          <w:b w:val="0"/>
+          <w:color w:val="111827"/>
+          <w:sz w:val="21"/>
+        </w:rPr>
+        <w:t>表 1　典型方案与作品在四个维度上的能力对比</w:t>
       </w:r>
     </w:p>
     <w:tbl>
@@ -1948,7 +1965,7 @@
       <w:pPr>
         <w:keepNext/>
         <w:keepLines/>
-        <w:spacing w:before="360" w:after="160" w:line="360" w:lineRule="auto"/>
+        <w:spacing w:before="280" w:after="140" w:line="360" w:lineRule="auto"/>
       </w:pPr>
       <w:r>
         <w:rPr>
@@ -1981,7 +1998,7 @@
       <w:pPr>
         <w:keepNext/>
         <w:keepLines/>
-        <w:spacing w:before="200" w:after="80"/>
+        <w:spacing w:before="160" w:after="60"/>
         <w:jc w:val="center"/>
       </w:pPr>
       <w:r>
@@ -2000,7 +2017,7 @@
                     <pic:cNvPicPr/>
                   </pic:nvPicPr>
                   <pic:blipFill>
-                    <a:blip r:embed="rId13"/>
+                    <a:blip r:embed="rId14"/>
                     <a:stretch>
                       <a:fillRect/>
                     </a:stretch>
@@ -2022,7 +2039,7 @@
     <w:p>
       <w:pPr>
         <w:keepLines/>
-        <w:spacing w:before="0" w:after="280"/>
+        <w:spacing w:before="0" w:after="200"/>
         <w:jc w:val="center"/>
       </w:pPr>
       <w:r>
@@ -2033,6 +2050,23 @@
           <w:sz w:val="21"/>
         </w:rPr>
         <w:t>图 5　三项算法在四项核心指标上的对比</w:t>
+      </w:r>
+    </w:p>
+    <w:p>
+      <w:pPr>
+        <w:keepNext/>
+        <w:keepLines/>
+        <w:spacing w:before="120" w:after="40" w:line="288" w:lineRule="auto"/>
+        <w:jc w:val="center"/>
+      </w:pPr>
+      <w:r>
+        <w:rPr>
+          <w:rFonts w:ascii="黑体" w:hAnsi="黑体" w:eastAsia="黑体"/>
+          <w:b w:val="0"/>
+          <w:color w:val="111827"/>
+          <w:sz w:val="21"/>
+        </w:rPr>
+        <w:t>表 2　三种算法在统一测试集上的指标对比</w:t>
       </w:r>
     </w:p>
     <w:tbl>
@@ -2540,7 +2574,7 @@
           <w:color w:val="111827"/>
           <w:sz w:val="25"/>
         </w:rPr>
-        <w:t>4.3 消融实验</w:t>
+        <w:t>4.1 消融实验</w:t>
       </w:r>
     </w:p>
     <w:p>
@@ -2586,7 +2620,7 @@
           <w:color w:val="111827"/>
           <w:sz w:val="25"/>
         </w:rPr>
-        <w:t>4.4 实机验证</w:t>
+        <w:t>4.2 实机验证</w:t>
       </w:r>
     </w:p>
     <w:p>
@@ -2602,6 +2636,23 @@
           <w:sz w:val="24"/>
         </w:rPr>
         <w:t>在室内动捕场完成了 40 架次实机测试。仿真与实机之间成功率差异为 3.1 个百分点（94.3% vs 91.2%），主要来自感知延迟与定位噪声。通过在规划器中引入 80 ms 的固定预测补偿，差异可收窄至 1.4 个百分点。</w:t>
+      </w:r>
+    </w:p>
+    <w:p>
+      <w:pPr>
+        <w:keepNext/>
+        <w:keepLines/>
+        <w:spacing w:before="120" w:after="40" w:line="288" w:lineRule="auto"/>
+        <w:jc w:val="center"/>
+      </w:pPr>
+      <w:r>
+        <w:rPr>
+          <w:rFonts w:ascii="黑体" w:hAnsi="黑体" w:eastAsia="黑体"/>
+          <w:b w:val="0"/>
+          <w:color w:val="111827"/>
+          <w:sz w:val="21"/>
+        </w:rPr>
+        <w:t>表 3　分场景实机测试结果与失败归因</w:t>
       </w:r>
     </w:p>
     <w:tbl>
@@ -3006,7 +3057,7 @@
           <w:color w:val="111827"/>
           <w:sz w:val="25"/>
         </w:rPr>
-        <w:t>4.5 实验环境与数据集</w:t>
+        <w:t>4.3 实验环境与数据集</w:t>
       </w:r>
     </w:p>
     <w:p>
@@ -3052,7 +3103,7 @@
           <w:color w:val="111827"/>
           <w:sz w:val="25"/>
         </w:rPr>
-        <w:t>4.6 误差来源分析</w:t>
+        <w:t>4.4 误差来源分析</w:t>
       </w:r>
     </w:p>
     <w:p>
@@ -3113,7 +3164,7 @@
           <w:color w:val="111827"/>
           <w:sz w:val="25"/>
         </w:rPr>
-        <w:t>4.7 与开源方案的实测对比</w:t>
+        <w:t>4.5 与开源方案的实测对比</w:t>
       </w:r>
     </w:p>
     <w:p>
@@ -3159,7 +3210,7 @@
           <w:color w:val="111827"/>
           <w:sz w:val="25"/>
         </w:rPr>
-        <w:t>4.8 局限与后续工作</w:t>
+        <w:t>4.6 局限与后续工作</w:t>
       </w:r>
     </w:p>
     <w:p>
@@ -3211,7 +3262,7 @@
       <w:pPr>
         <w:keepNext/>
         <w:keepLines/>
-        <w:spacing w:before="200" w:after="80"/>
+        <w:spacing w:before="160" w:after="60"/>
         <w:jc w:val="center"/>
       </w:pPr>
       <w:r>
@@ -3230,7 +3281,7 @@
                     <pic:cNvPicPr/>
                   </pic:nvPicPr>
                   <pic:blipFill>
-                    <a:blip r:embed="rId14"/>
+                    <a:blip r:embed="rId15"/>
                     <a:stretch>
                       <a:fillRect/>
                     </a:stretch>
@@ -3252,7 +3303,7 @@
     <w:p>
       <w:pPr>
         <w:keepLines/>
-        <w:spacing w:before="0" w:after="280"/>
+        <w:spacing w:before="0" w:after="200"/>
         <w:jc w:val="center"/>
       </w:pPr>
       <w:r>
@@ -3299,7 +3350,7 @@
       <w:pPr>
         <w:keepNext/>
         <w:keepLines/>
-        <w:spacing w:before="200" w:after="80"/>
+        <w:spacing w:before="160" w:after="60"/>
         <w:jc w:val="center"/>
       </w:pPr>
       <w:r>
@@ -3318,7 +3369,7 @@
                     <pic:cNvPicPr/>
                   </pic:nvPicPr>
                   <pic:blipFill>
-                    <a:blip r:embed="rId15"/>
+                    <a:blip r:embed="rId16"/>
                     <a:stretch>
                       <a:fillRect/>
                     </a:stretch>
@@ -3340,7 +3391,7 @@
     <w:p>
       <w:pPr>
         <w:keepLines/>
-        <w:spacing w:before="0" w:after="280"/>
+        <w:spacing w:before="0" w:after="200"/>
         <w:jc w:val="center"/>
       </w:pPr>
       <w:r>
@@ -3357,7 +3408,7 @@
       <w:pPr>
         <w:keepNext/>
         <w:keepLines/>
-        <w:spacing w:before="360" w:after="160" w:line="360" w:lineRule="auto"/>
+        <w:spacing w:before="280" w:after="140" w:line="360" w:lineRule="auto"/>
       </w:pPr>
       <w:r>
         <w:rPr>
@@ -3427,7 +3478,7 @@
           <w:color w:val="111827"/>
           <w:sz w:val="25"/>
         </w:rPr>
-        <w:t>5.2 产业化路径</w:t>
+        <w:t>5.1 产业化路径</w:t>
       </w:r>
     </w:p>
     <w:p>
@@ -3479,7 +3530,7 @@
       <w:pPr>
         <w:keepNext/>
         <w:keepLines/>
-        <w:spacing w:before="360" w:after="160" w:line="360" w:lineRule="auto"/>
+        <w:spacing w:before="280" w:after="140" w:line="360" w:lineRule="auto"/>
       </w:pPr>
       <w:r>
         <w:rPr>
@@ -3540,7 +3591,7 @@
       <w:pPr>
         <w:keepNext/>
         <w:keepLines/>
-        <w:spacing w:before="360" w:after="160" w:line="360" w:lineRule="auto"/>
+        <w:spacing w:before="280" w:after="140" w:line="360" w:lineRule="auto"/>
       </w:pPr>
       <w:r>
         <w:rPr>
@@ -3682,7 +3733,7 @@
       <w:pPr>
         <w:keepNext/>
         <w:keepLines/>
-        <w:spacing w:before="360" w:after="160" w:line="360" w:lineRule="auto"/>
+        <w:spacing w:before="280" w:after="140" w:line="360" w:lineRule="auto"/>
       </w:pPr>
       <w:r>
         <w:rPr>
@@ -3932,13 +3983,144 @@
       </w:r>
     </w:p>
     <w:sectPr>
+      <w:footerReference w:type="default" r:id="rId9"/>
       <w:pgSz w:w="11906" w:h="16838"/>
       <w:pgMar w:top="1440" w:right="1474" w:bottom="1440" w:left="1701" w:header="720" w:footer="720" w:gutter="0"/>
       <w:cols w:space="720"/>
+      <w:titlePg/>
       <w:docGrid w:linePitch="360"/>
     </w:sectPr>
   </w:body>
 </w:document>
+</file>
+
+<file path=word/footer1.xml><?xml version="1.0" encoding="utf-8"?>
+<w:ftr xmlns:m="http://schemas.openxmlformats.org/officeDocument/2006/math" xmlns:mc="http://schemas.openxmlformats.org/markup-compatibility/2006" xmlns:mo="http://schemas.microsoft.com/office/mac/office/2008/main" xmlns:mv="urn:schemas-microsoft-com:mac:vml" xmlns:o="urn:schemas-microsoft-com:office:office" xmlns:r="http://schemas.openxmlformats.org/officeDocument/2006/relationships" xmlns:v="urn:schemas-microsoft-com:vml" xmlns:w10="urn:schemas-microsoft-com:office:word" xmlns:w14="http://schemas.microsoft.com/office/word/2010/wordml" xmlns:w="http://schemas.openxmlformats.org/wordprocessingml/2006/main" xmlns:wne="http://schemas.microsoft.com/office/word/2006/wordml" xmlns:wp14="http://schemas.microsoft.com/office/word/2010/wordprocessingDrawing" xmlns:wp="http://schemas.openxmlformats.org/drawingml/2006/wordprocessingDrawing" xmlns:wpc="http://schemas.microsoft.com/office/word/2010/wordprocessingCanvas" xmlns:wpg="http://schemas.microsoft.com/office/word/2010/wordprocessingGroup" xmlns:wpi="http://schemas.microsoft.com/office/word/2010/wordprocessingInk" xmlns:wps="http://schemas.microsoft.com/office/word/2010/wordprocessingShape" mc:Ignorable="w14 wp14">
+  <w:p>
+    <w:pPr>
+      <w:pStyle w:val="Footer"/>
+      <w:spacing w:before="0" w:after="0"/>
+      <w:jc w:val="center"/>
+    </w:pPr>
+    <w:r>
+      <w:rPr>
+        <w:rFonts w:ascii="宋体" w:hAnsi="宋体" w:eastAsia="宋体"/>
+        <w:b w:val="0"/>
+        <w:color w:val="6B7280"/>
+        <w:sz w:val="18"/>
+      </w:rPr>
+      <w:t xml:space="preserve">第 </w:t>
+    </w:r>
+    <w:r>
+      <w:rPr>
+        <w:rFonts w:ascii="宋体" w:hAnsi="宋体" w:eastAsia="宋体"/>
+        <w:b w:val="0"/>
+        <w:color w:val="6B7280"/>
+        <w:sz w:val="18"/>
+      </w:rPr>
+      <w:fldChar w:fldCharType="begin"/>
+    </w:r>
+    <w:r>
+      <w:rPr>
+        <w:rFonts w:ascii="宋体" w:hAnsi="宋体" w:eastAsia="宋体"/>
+        <w:b w:val="0"/>
+        <w:color w:val="6B7280"/>
+        <w:sz w:val="18"/>
+      </w:rPr>
+      <w:instrText xml:space="preserve"> PAGE </w:instrText>
+    </w:r>
+    <w:r>
+      <w:rPr>
+        <w:rFonts w:ascii="宋体" w:hAnsi="宋体" w:eastAsia="宋体"/>
+        <w:b w:val="0"/>
+        <w:color w:val="6B7280"/>
+        <w:sz w:val="18"/>
+      </w:rPr>
+      <w:fldChar w:fldCharType="separate"/>
+    </w:r>
+    <w:r>
+      <w:rPr>
+        <w:rFonts w:ascii="宋体" w:hAnsi="宋体" w:eastAsia="宋体"/>
+        <w:b w:val="0"/>
+        <w:color w:val="6B7280"/>
+        <w:sz w:val="18"/>
+      </w:rPr>
+      <w:t>1</w:t>
+    </w:r>
+    <w:r>
+      <w:rPr>
+        <w:rFonts w:ascii="宋体" w:hAnsi="宋体" w:eastAsia="宋体"/>
+        <w:b w:val="0"/>
+        <w:color w:val="6B7280"/>
+        <w:sz w:val="18"/>
+      </w:rPr>
+      <w:fldChar w:fldCharType="end"/>
+    </w:r>
+    <w:r>
+      <w:rPr>
+        <w:rFonts w:ascii="宋体" w:hAnsi="宋体" w:eastAsia="宋体"/>
+        <w:b w:val="0"/>
+        <w:color w:val="6B7280"/>
+        <w:sz w:val="18"/>
+      </w:rPr>
+      <w:t xml:space="preserve"> 页　共 </w:t>
+    </w:r>
+    <w:r>
+      <w:rPr>
+        <w:rFonts w:ascii="宋体" w:hAnsi="宋体" w:eastAsia="宋体"/>
+        <w:b w:val="0"/>
+        <w:color w:val="6B7280"/>
+        <w:sz w:val="18"/>
+      </w:rPr>
+      <w:fldChar w:fldCharType="begin"/>
+    </w:r>
+    <w:r>
+      <w:rPr>
+        <w:rFonts w:ascii="宋体" w:hAnsi="宋体" w:eastAsia="宋体"/>
+        <w:b w:val="0"/>
+        <w:color w:val="6B7280"/>
+        <w:sz w:val="18"/>
+      </w:rPr>
+      <w:instrText xml:space="preserve"> NUMPAGES </w:instrText>
+    </w:r>
+    <w:r>
+      <w:rPr>
+        <w:rFonts w:ascii="宋体" w:hAnsi="宋体" w:eastAsia="宋体"/>
+        <w:b w:val="0"/>
+        <w:color w:val="6B7280"/>
+        <w:sz w:val="18"/>
+      </w:rPr>
+      <w:fldChar w:fldCharType="separate"/>
+    </w:r>
+    <w:r>
+      <w:rPr>
+        <w:rFonts w:ascii="宋体" w:hAnsi="宋体" w:eastAsia="宋体"/>
+        <w:b w:val="0"/>
+        <w:color w:val="6B7280"/>
+        <w:sz w:val="18"/>
+      </w:rPr>
+      <w:t>1</w:t>
+    </w:r>
+    <w:r>
+      <w:rPr>
+        <w:rFonts w:ascii="宋体" w:hAnsi="宋体" w:eastAsia="宋体"/>
+        <w:b w:val="0"/>
+        <w:color w:val="6B7280"/>
+        <w:sz w:val="18"/>
+      </w:rPr>
+      <w:fldChar w:fldCharType="end"/>
+    </w:r>
+    <w:r>
+      <w:rPr>
+        <w:rFonts w:ascii="宋体" w:hAnsi="宋体" w:eastAsia="宋体"/>
+        <w:b w:val="0"/>
+        <w:color w:val="6B7280"/>
+        <w:sz w:val="18"/>
+      </w:rPr>
+      <w:t xml:space="preserve"> 页</w:t>
+    </w:r>
+  </w:p>
+</w:ftr>
 </file>
 
 <file path=word/numbering.xml><?xml version="1.0" encoding="utf-8"?>

--- a/examples/demos/demo_challenge_cup.docx
+++ b/examples/demos/demo_challenge_cup.docx
@@ -3767,9 +3767,12 @@
           </w:tcPr>
           <w:p>
             <w:pPr>
+              <w:spacing w:before="40" w:after="40"/>
               <w:keepNext/>
               <w:keepLines/>
-              <w:spacing w:before="40" w:after="40"/>
+              <w:pBdr>
+                <w:bottom w:val="single" w:sz="6" w:space="1" w:color="7A7A7A"/>
+              </w:pBdr>
             </w:pPr>
             <w:r>
               <w:rPr>
@@ -3781,40 +3784,22 @@
               <w:t>指导教师推荐意见</w:t>
             </w:r>
           </w:p>
-        </w:tc>
-      </w:tr>
-      <w:tr>
-        <w:trPr>
-          <w:trHeight w:val="1020" w:hRule="atLeast"/>
-          <w:cantSplit/>
-        </w:trPr>
-        <w:tc>
-          <w:tcPr>
-            <w:tcW w:type="dxa" w:w="8731"/>
-          </w:tcPr>
           <w:p>
             <w:pPr>
               <w:keepNext/>
               <w:keepLines/>
-              <w:spacing w:before="0" w:after="0"/>
+              <w:spacing w:before="0" w:after="0" w:line="1020" w:lineRule="exact"/>
             </w:pPr>
           </w:p>
-        </w:tc>
-      </w:tr>
-      <w:tr>
-        <w:trPr>
-          <w:cantSplit/>
-        </w:trPr>
-        <w:tc>
-          <w:tcPr>
-            <w:tcW w:type="dxa" w:w="8731"/>
-          </w:tcPr>
           <w:p>
             <w:pPr>
+              <w:spacing w:before="80" w:after="80"/>
+              <w:jc w:val="right"/>
               <w:keepNext/>
               <w:keepLines/>
-              <w:spacing w:before="80" w:after="80"/>
-              <w:jc w:val="right"/>
+              <w:pBdr>
+                <w:top w:val="single" w:sz="6" w:space="1" w:color="7A7A7A"/>
+              </w:pBdr>
             </w:pPr>
             <w:r>
               <w:rPr>
@@ -3838,9 +3823,12 @@
           </w:tcPr>
           <w:p>
             <w:pPr>
+              <w:spacing w:before="40" w:after="40"/>
               <w:keepNext/>
               <w:keepLines/>
-              <w:spacing w:before="40" w:after="40"/>
+              <w:pBdr>
+                <w:bottom w:val="single" w:sz="6" w:space="1" w:color="7A7A7A"/>
+              </w:pBdr>
             </w:pPr>
             <w:r>
               <w:rPr>
@@ -3852,40 +3840,22 @@
               <w:t>学院推荐意见</w:t>
             </w:r>
           </w:p>
-        </w:tc>
-      </w:tr>
-      <w:tr>
-        <w:trPr>
-          <w:trHeight w:val="1020" w:hRule="atLeast"/>
-          <w:cantSplit/>
-        </w:trPr>
-        <w:tc>
-          <w:tcPr>
-            <w:tcW w:type="dxa" w:w="8731"/>
-          </w:tcPr>
           <w:p>
             <w:pPr>
               <w:keepNext/>
               <w:keepLines/>
-              <w:spacing w:before="0" w:after="0"/>
+              <w:spacing w:before="0" w:after="0" w:line="1020" w:lineRule="exact"/>
             </w:pPr>
           </w:p>
-        </w:tc>
-      </w:tr>
-      <w:tr>
-        <w:trPr>
-          <w:cantSplit/>
-        </w:trPr>
-        <w:tc>
-          <w:tcPr>
-            <w:tcW w:type="dxa" w:w="8731"/>
-          </w:tcPr>
           <w:p>
             <w:pPr>
+              <w:spacing w:before="80" w:after="80"/>
+              <w:jc w:val="right"/>
               <w:keepNext/>
               <w:keepLines/>
-              <w:spacing w:before="80" w:after="80"/>
-              <w:jc w:val="right"/>
+              <w:pBdr>
+                <w:top w:val="single" w:sz="6" w:space="1" w:color="7A7A7A"/>
+              </w:pBdr>
             </w:pPr>
             <w:r>
               <w:rPr>
@@ -3909,9 +3879,10 @@
           </w:tcPr>
           <w:p>
             <w:pPr>
-              <w:keepNext/>
-              <w:keepLines/>
               <w:spacing w:before="40" w:after="40"/>
+              <w:pBdr>
+                <w:bottom w:val="single" w:sz="6" w:space="1" w:color="7A7A7A"/>
+              </w:pBdr>
             </w:pPr>
             <w:r>
               <w:rPr>
@@ -3923,38 +3894,18 @@
               <w:t>学校审核意见</w:t>
             </w:r>
           </w:p>
-        </w:tc>
-      </w:tr>
-      <w:tr>
-        <w:trPr>
-          <w:trHeight w:val="1020" w:hRule="atLeast"/>
-          <w:cantSplit/>
-        </w:trPr>
-        <w:tc>
-          <w:tcPr>
-            <w:tcW w:type="dxa" w:w="8731"/>
-          </w:tcPr>
           <w:p>
             <w:pPr>
-              <w:keepNext/>
-              <w:keepLines/>
-              <w:spacing w:before="0" w:after="0"/>
+              <w:spacing w:before="0" w:after="0" w:line="1020" w:lineRule="exact"/>
             </w:pPr>
           </w:p>
-        </w:tc>
-      </w:tr>
-      <w:tr>
-        <w:trPr>
-          <w:cantSplit/>
-        </w:trPr>
-        <w:tc>
-          <w:tcPr>
-            <w:tcW w:type="dxa" w:w="8731"/>
-          </w:tcPr>
           <w:p>
             <w:pPr>
               <w:spacing w:before="80" w:after="80"/>
               <w:jc w:val="right"/>
+              <w:pBdr>
+                <w:top w:val="single" w:sz="6" w:space="1" w:color="7A7A7A"/>
+              </w:pBdr>
             </w:pPr>
             <w:r>
               <w:rPr>

--- a/examples/demos/demo_challenge_cup.docx
+++ b/examples/demos/demo_challenge_cup.docx
@@ -1396,6 +1396,8 @@
           </w:tcPr>
           <w:p>
             <w:pPr>
+              <w:keepNext/>
+              <w:keepLines/>
               <w:spacing w:before="0" w:after="0"/>
               <w:jc w:val="center"/>
             </w:pPr>
@@ -1417,6 +1419,8 @@
           </w:tcPr>
           <w:p>
             <w:pPr>
+              <w:keepNext/>
+              <w:keepLines/>
               <w:spacing w:before="0" w:after="0"/>
               <w:jc w:val="center"/>
             </w:pPr>
@@ -1438,6 +1442,8 @@
           </w:tcPr>
           <w:p>
             <w:pPr>
+              <w:keepNext/>
+              <w:keepLines/>
               <w:spacing w:before="0" w:after="0"/>
               <w:jc w:val="center"/>
             </w:pPr>
@@ -1459,6 +1465,8 @@
           </w:tcPr>
           <w:p>
             <w:pPr>
+              <w:keepNext/>
+              <w:keepLines/>
               <w:spacing w:before="0" w:after="0"/>
               <w:jc w:val="center"/>
             </w:pPr>
@@ -1480,6 +1488,8 @@
           </w:tcPr>
           <w:p>
             <w:pPr>
+              <w:keepNext/>
+              <w:keepLines/>
               <w:spacing w:before="0" w:after="0"/>
               <w:jc w:val="center"/>
             </w:pPr>
@@ -1506,6 +1516,8 @@
           </w:tcPr>
           <w:p>
             <w:pPr>
+              <w:keepNext/>
+              <w:keepLines/>
               <w:spacing w:before="0" w:after="0" w:line="276" w:lineRule="auto"/>
             </w:pPr>
             <w:r/>
@@ -1526,6 +1538,8 @@
           </w:tcPr>
           <w:p>
             <w:pPr>
+              <w:keepNext/>
+              <w:keepLines/>
               <w:spacing w:before="0" w:after="0" w:line="276" w:lineRule="auto"/>
               <w:jc w:val="center"/>
             </w:pPr>
@@ -1547,6 +1561,8 @@
           </w:tcPr>
           <w:p>
             <w:pPr>
+              <w:keepNext/>
+              <w:keepLines/>
               <w:spacing w:before="0" w:after="0" w:line="276" w:lineRule="auto"/>
               <w:jc w:val="center"/>
             </w:pPr>
@@ -1568,6 +1584,8 @@
           </w:tcPr>
           <w:p>
             <w:pPr>
+              <w:keepNext/>
+              <w:keepLines/>
               <w:spacing w:before="0" w:after="0" w:line="276" w:lineRule="auto"/>
               <w:jc w:val="center"/>
             </w:pPr>
@@ -1589,6 +1607,8 @@
           </w:tcPr>
           <w:p>
             <w:pPr>
+              <w:keepNext/>
+              <w:keepLines/>
               <w:spacing w:before="0" w:after="0" w:line="276" w:lineRule="auto"/>
               <w:jc w:val="center"/>
             </w:pPr>
@@ -1615,6 +1635,8 @@
           </w:tcPr>
           <w:p>
             <w:pPr>
+              <w:keepNext/>
+              <w:keepLines/>
               <w:spacing w:before="0" w:after="0" w:line="276" w:lineRule="auto"/>
             </w:pPr>
             <w:r/>
@@ -1635,6 +1657,8 @@
           </w:tcPr>
           <w:p>
             <w:pPr>
+              <w:keepNext/>
+              <w:keepLines/>
               <w:spacing w:before="0" w:after="0" w:line="276" w:lineRule="auto"/>
               <w:jc w:val="center"/>
             </w:pPr>
@@ -1656,6 +1680,8 @@
           </w:tcPr>
           <w:p>
             <w:pPr>
+              <w:keepNext/>
+              <w:keepLines/>
               <w:spacing w:before="0" w:after="0" w:line="276" w:lineRule="auto"/>
               <w:jc w:val="center"/>
             </w:pPr>
@@ -1677,6 +1703,8 @@
           </w:tcPr>
           <w:p>
             <w:pPr>
+              <w:keepNext/>
+              <w:keepLines/>
               <w:spacing w:before="0" w:after="0" w:line="276" w:lineRule="auto"/>
               <w:jc w:val="center"/>
             </w:pPr>
@@ -1698,6 +1726,8 @@
           </w:tcPr>
           <w:p>
             <w:pPr>
+              <w:keepNext/>
+              <w:keepLines/>
               <w:spacing w:before="0" w:after="0" w:line="276" w:lineRule="auto"/>
               <w:jc w:val="center"/>
             </w:pPr>
@@ -1724,6 +1754,8 @@
           </w:tcPr>
           <w:p>
             <w:pPr>
+              <w:keepNext/>
+              <w:keepLines/>
               <w:spacing w:before="0" w:after="0" w:line="276" w:lineRule="auto"/>
             </w:pPr>
             <w:r/>
@@ -1744,6 +1776,8 @@
           </w:tcPr>
           <w:p>
             <w:pPr>
+              <w:keepNext/>
+              <w:keepLines/>
               <w:spacing w:before="0" w:after="0" w:line="276" w:lineRule="auto"/>
               <w:jc w:val="center"/>
             </w:pPr>
@@ -1765,6 +1799,8 @@
           </w:tcPr>
           <w:p>
             <w:pPr>
+              <w:keepNext/>
+              <w:keepLines/>
               <w:spacing w:before="0" w:after="0" w:line="276" w:lineRule="auto"/>
               <w:jc w:val="center"/>
             </w:pPr>
@@ -1786,6 +1822,8 @@
           </w:tcPr>
           <w:p>
             <w:pPr>
+              <w:keepNext/>
+              <w:keepLines/>
               <w:spacing w:before="0" w:after="0" w:line="276" w:lineRule="auto"/>
               <w:jc w:val="center"/>
             </w:pPr>
@@ -1807,6 +1845,8 @@
           </w:tcPr>
           <w:p>
             <w:pPr>
+              <w:keepNext/>
+              <w:keepLines/>
               <w:spacing w:before="0" w:after="0" w:line="276" w:lineRule="auto"/>
               <w:jc w:val="center"/>
             </w:pPr>
@@ -2101,6 +2141,8 @@
           </w:tcPr>
           <w:p>
             <w:pPr>
+              <w:keepNext/>
+              <w:keepLines/>
               <w:spacing w:before="0" w:after="0"/>
               <w:jc w:val="center"/>
             </w:pPr>
@@ -2122,6 +2164,8 @@
           </w:tcPr>
           <w:p>
             <w:pPr>
+              <w:keepNext/>
+              <w:keepLines/>
               <w:spacing w:before="0" w:after="0"/>
               <w:jc w:val="center"/>
             </w:pPr>
@@ -2143,6 +2187,8 @@
           </w:tcPr>
           <w:p>
             <w:pPr>
+              <w:keepNext/>
+              <w:keepLines/>
               <w:spacing w:before="0" w:after="0"/>
               <w:jc w:val="center"/>
             </w:pPr>
@@ -2164,6 +2210,8 @@
           </w:tcPr>
           <w:p>
             <w:pPr>
+              <w:keepNext/>
+              <w:keepLines/>
               <w:spacing w:before="0" w:after="0"/>
               <w:jc w:val="center"/>
             </w:pPr>
@@ -2190,6 +2238,8 @@
           </w:tcPr>
           <w:p>
             <w:pPr>
+              <w:keepNext/>
+              <w:keepLines/>
               <w:spacing w:before="0" w:after="0" w:line="276" w:lineRule="auto"/>
             </w:pPr>
             <w:r/>
@@ -2210,6 +2260,8 @@
           </w:tcPr>
           <w:p>
             <w:pPr>
+              <w:keepNext/>
+              <w:keepLines/>
               <w:spacing w:before="0" w:after="0" w:line="276" w:lineRule="auto"/>
               <w:jc w:val="center"/>
             </w:pPr>
@@ -2231,6 +2283,8 @@
           </w:tcPr>
           <w:p>
             <w:pPr>
+              <w:keepNext/>
+              <w:keepLines/>
               <w:spacing w:before="0" w:after="0" w:line="276" w:lineRule="auto"/>
               <w:jc w:val="center"/>
             </w:pPr>
@@ -2252,6 +2306,8 @@
           </w:tcPr>
           <w:p>
             <w:pPr>
+              <w:keepNext/>
+              <w:keepLines/>
               <w:spacing w:before="0" w:after="0" w:line="276" w:lineRule="auto"/>
               <w:jc w:val="center"/>
             </w:pPr>
@@ -2278,6 +2334,8 @@
           </w:tcPr>
           <w:p>
             <w:pPr>
+              <w:keepNext/>
+              <w:keepLines/>
               <w:spacing w:before="0" w:after="0" w:line="276" w:lineRule="auto"/>
             </w:pPr>
             <w:r/>
@@ -2298,6 +2356,8 @@
           </w:tcPr>
           <w:p>
             <w:pPr>
+              <w:keepNext/>
+              <w:keepLines/>
               <w:spacing w:before="0" w:after="0" w:line="276" w:lineRule="auto"/>
               <w:jc w:val="center"/>
             </w:pPr>
@@ -2319,6 +2379,8 @@
           </w:tcPr>
           <w:p>
             <w:pPr>
+              <w:keepNext/>
+              <w:keepLines/>
               <w:spacing w:before="0" w:after="0" w:line="276" w:lineRule="auto"/>
               <w:jc w:val="center"/>
             </w:pPr>
@@ -2340,6 +2402,8 @@
           </w:tcPr>
           <w:p>
             <w:pPr>
+              <w:keepNext/>
+              <w:keepLines/>
               <w:spacing w:before="0" w:after="0" w:line="276" w:lineRule="auto"/>
               <w:jc w:val="center"/>
             </w:pPr>
@@ -2366,6 +2430,8 @@
           </w:tcPr>
           <w:p>
             <w:pPr>
+              <w:keepNext/>
+              <w:keepLines/>
               <w:spacing w:before="0" w:after="0" w:line="276" w:lineRule="auto"/>
             </w:pPr>
             <w:r/>
@@ -2386,6 +2452,8 @@
           </w:tcPr>
           <w:p>
             <w:pPr>
+              <w:keepNext/>
+              <w:keepLines/>
               <w:spacing w:before="0" w:after="0" w:line="276" w:lineRule="auto"/>
               <w:jc w:val="center"/>
             </w:pPr>
@@ -2407,6 +2475,8 @@
           </w:tcPr>
           <w:p>
             <w:pPr>
+              <w:keepNext/>
+              <w:keepLines/>
               <w:spacing w:before="0" w:after="0" w:line="276" w:lineRule="auto"/>
               <w:jc w:val="center"/>
             </w:pPr>
@@ -2428,6 +2498,8 @@
           </w:tcPr>
           <w:p>
             <w:pPr>
+              <w:keepNext/>
+              <w:keepLines/>
               <w:spacing w:before="0" w:after="0" w:line="276" w:lineRule="auto"/>
               <w:jc w:val="center"/>
             </w:pPr>
@@ -2687,6 +2759,8 @@
           </w:tcPr>
           <w:p>
             <w:pPr>
+              <w:keepNext/>
+              <w:keepLines/>
               <w:spacing w:before="0" w:after="0"/>
               <w:jc w:val="center"/>
             </w:pPr>
@@ -2708,6 +2782,8 @@
           </w:tcPr>
           <w:p>
             <w:pPr>
+              <w:keepNext/>
+              <w:keepLines/>
               <w:spacing w:before="0" w:after="0"/>
               <w:jc w:val="center"/>
             </w:pPr>
@@ -2729,6 +2805,8 @@
           </w:tcPr>
           <w:p>
             <w:pPr>
+              <w:keepNext/>
+              <w:keepLines/>
               <w:spacing w:before="0" w:after="0"/>
               <w:jc w:val="center"/>
             </w:pPr>
@@ -2750,6 +2828,8 @@
           </w:tcPr>
           <w:p>
             <w:pPr>
+              <w:keepNext/>
+              <w:keepLines/>
               <w:spacing w:before="0" w:after="0"/>
               <w:jc w:val="center"/>
             </w:pPr>
@@ -2776,6 +2856,8 @@
           </w:tcPr>
           <w:p>
             <w:pPr>
+              <w:keepNext/>
+              <w:keepLines/>
               <w:spacing w:before="0" w:after="0" w:line="276" w:lineRule="auto"/>
             </w:pPr>
             <w:r/>
@@ -2796,6 +2878,8 @@
           </w:tcPr>
           <w:p>
             <w:pPr>
+              <w:keepNext/>
+              <w:keepLines/>
               <w:spacing w:before="0" w:after="0" w:line="276" w:lineRule="auto"/>
               <w:jc w:val="center"/>
             </w:pPr>
@@ -2817,6 +2901,8 @@
           </w:tcPr>
           <w:p>
             <w:pPr>
+              <w:keepNext/>
+              <w:keepLines/>
               <w:spacing w:before="0" w:after="0" w:line="276" w:lineRule="auto"/>
               <w:jc w:val="center"/>
             </w:pPr>
@@ -2838,6 +2924,8 @@
           </w:tcPr>
           <w:p>
             <w:pPr>
+              <w:keepNext/>
+              <w:keepLines/>
               <w:spacing w:before="0" w:after="0" w:line="276" w:lineRule="auto"/>
               <w:jc w:val="center"/>
             </w:pPr>
@@ -2864,6 +2952,8 @@
           </w:tcPr>
           <w:p>
             <w:pPr>
+              <w:keepNext/>
+              <w:keepLines/>
               <w:spacing w:before="0" w:after="0" w:line="276" w:lineRule="auto"/>
             </w:pPr>
             <w:r/>
@@ -2884,6 +2974,8 @@
           </w:tcPr>
           <w:p>
             <w:pPr>
+              <w:keepNext/>
+              <w:keepLines/>
               <w:spacing w:before="0" w:after="0" w:line="276" w:lineRule="auto"/>
               <w:jc w:val="center"/>
             </w:pPr>
@@ -2905,6 +2997,8 @@
           </w:tcPr>
           <w:p>
             <w:pPr>
+              <w:keepNext/>
+              <w:keepLines/>
               <w:spacing w:before="0" w:after="0" w:line="276" w:lineRule="auto"/>
               <w:jc w:val="center"/>
             </w:pPr>
@@ -2926,6 +3020,8 @@
           </w:tcPr>
           <w:p>
             <w:pPr>
+              <w:keepNext/>
+              <w:keepLines/>
               <w:spacing w:before="0" w:after="0" w:line="276" w:lineRule="auto"/>
               <w:jc w:val="center"/>
             </w:pPr>

--- a/examples/demos/demo_challenge_cup.docx
+++ b/examples/demos/demo_challenge_cup.docx
@@ -650,7 +650,7 @@
           <w:color w:val="111827"/>
           <w:sz w:val="24"/>
         </w:rPr>
-        <w:t>检索 Web of Science 与 CNKI 相关文献 168 篇，精读 62 篇。研究热点集中在路径规划、动态避障与多机协同三个方向，而「动态环境下的实时重规划」是被引频次最高但工程落地最少的分支。</w:t>
+        <w:t>检索 Web of Science 与 CNKI 相关文献 168 篇，精读 62 篇。研究热点集中在路径规划、动态避障与多机协同三个方向，而「动态环境下的实时重规划」是被引频次最高但工程落地最少的分支（见图 1）。</w:t>
       </w:r>
     </w:p>
     <w:p>
@@ -723,7 +723,7 @@
           <w:color w:val="111827"/>
           <w:sz w:val="24"/>
         </w:rPr>
-        <w:t>现有工作可归为三类：增量搜索类（D* Lite 等）降低重算代价但不解决突发障碍响应；局部控制类（MPC）实时性好但缺全局最优性；学习类方法泛化性与可解释性不足。本作品定位在第二类与第一类之间，兼顾全局性与实时性。</w:t>
+        <w:t>现有工作可归为三类[4]：增量搜索类（D* Lite 等[2]）降低重算代价但不解决突发障碍响应；局部控制类（MPC、DWA 等[3]）实时性好但缺全局最优性；学习类方法泛化性与可解释性不足。本作品定位在第二类与第一类之间，兼顾全局性与实时性。</w:t>
       </w:r>
     </w:p>
     <w:p>
@@ -927,6 +927,21 @@
     </w:p>
     <w:p>
       <w:pPr>
+        <w:spacing w:before="0" w:after="120" w:lineRule="auto" w:line="360"/>
+        <w:ind w:firstLine="480"/>
+      </w:pPr>
+      <w:r>
+        <w:rPr>
+          <w:rFonts w:ascii="宋体" w:hAnsi="宋体" w:eastAsia="宋体"/>
+          <w:b w:val="0"/>
+          <w:color w:val="111827"/>
+          <w:sz w:val="24"/>
+        </w:rPr>
+        <w:t>三项改进各有出处：局部梯度优化[5][8]给出了实时性的实现路径与曲率约束的处理方式，规划算法的基础框架[6]提供了问题形式化的依据；我们未采用采样类方法[7]，原因是其在窄通道场景下的收敛速度难以满足 200 ms 的时域要求。这些工作的共同前提是本作品在选题之初就明确了「可解释、可跟随、可验证」三条约束——凡是无法在这三条上给出证据的方法，一律不进入候选集。</w:t>
+      </w:r>
+    </w:p>
+    <w:p>
+      <w:pPr>
         <w:keepNext/>
         <w:keepLines/>
         <w:spacing w:before="280" w:after="140" w:line="360" w:lineRule="auto"/>
@@ -955,7 +970,7 @@
           <w:color w:val="111827"/>
           <w:sz w:val="24"/>
         </w:rPr>
-        <w:t>作品按「建模—设计—验证—落地」四阶段推进，技术路线如下：</w:t>
+        <w:t>作品按「建模—设计—验证—落地」四阶段推进，技术路线如图 2 所示：</w:t>
       </w:r>
     </w:p>
     <w:p>
@@ -1028,7 +1043,7 @@
           <w:color w:val="111827"/>
           <w:sz w:val="24"/>
         </w:rPr>
-        <w:t>创新点推导链条清晰：从痛点出发，经现有方案不足，收敛到核心创新，再由可量化的验证指标支撑最终成果。</w:t>
+        <w:t>创新点推导链条清晰：从痛点出发，经现有方案不足，收敛到核心创新，再由可量化的验证指标支撑最终成果（见图 3）。</w:t>
       </w:r>
     </w:p>
     <w:p>
@@ -1117,7 +1132,7 @@
           <w:color w:val="111827"/>
           <w:sz w:val="24"/>
         </w:rPr>
-        <w:t>创新一：动态代价函数。把传统 A* 的代价 g(n) 扩展为 g(n,t)，障碍物按其运动预测在时空中形成禁行锥体，节点在时刻 t 落入锥体内则代价趋于无穷。难点在于启发函数 h(n,t) 的可采纳性——引入时间维度后欧氏距离不再是可靠下界，因为「等待」有时比「绕行」更优。我们构造了一个基于「时空最短可达距离」的下界函数，并证明其同时满足可采纳性与一致性，这部分论证构成了论文的理论核心。</w:t>
+        <w:t>创新一：动态代价函数。把传统 A*[1] 的代价 g(n) 扩展为 g(n,t)，障碍物按其运动预测在时空中形成禁行锥体，节点在时刻 t 落入锥体内则代价趋于无穷。难点在于启发函数 h(n,t) 的可采纳性——引入时间维度后欧氏距离不再是可靠下界，因为「等待」有时比「绕行」更优。我们构造了一个基于「时空最短可达距离」的下界函数，并证明其同时满足可采纳性与一致性，这部分论证构成了论文的理论核心。</w:t>
       </w:r>
     </w:p>
     <w:p>
@@ -1178,7 +1193,7 @@
           <w:color w:val="111827"/>
           <w:sz w:val="24"/>
         </w:rPr>
-        <w:t>把上述创新落到可执行的研究任务上，形成四任务八子项的分解结构。四项任务之间存在严格的前后依赖：任务一的动力学约束是任务二可行域的前提，任务二的代价函数是任务三求解的基础，任务四则负责验证前三项的正确性。</w:t>
+        <w:t>把上述创新落到可执行的研究任务上，形成四任务八子项的分解结构。四项任务之间存在严格的前后依赖：任务一的动力学约束是任务二可行域的前提，任务二的代价函数是任务三求解的基础，任务四则负责验证前三项的正确性（见图 4）。</w:t>
       </w:r>
     </w:p>
     <w:p>
@@ -1343,7 +1358,7 @@
           <w:color w:val="111827"/>
           <w:sz w:val="24"/>
         </w:rPr>
-        <w:t>把作品与三个主流开源方案做了对比：ROS 的 nav2 中的 NavFn、EGO-Planner、以及 Fast-Planner。三者的定位各不相同，对比的意义不在于谁更好，而在于说明本作品补的是哪块空位。</w:t>
+        <w:t>把作品与三个主流开源方案做了对比：ROS 的 nav2 中的 NavFn、EGO-Planner、以及 Fast-Planner。三者的定位各不相同，对比的意义不在于谁更好，而在于说明本作品补的是哪块空位（见表 1）。</w:t>
       </w:r>
     </w:p>
     <w:p>
@@ -2031,7 +2046,7 @@
           <w:color w:val="111827"/>
           <w:sz w:val="24"/>
         </w:rPr>
-        <w:t>在同一数据集上对比经典 A*、D* Lite 与本作品算法，四项核心指标结果如下：</w:t>
+        <w:t>在同一数据集上对比经典 A*、D* Lite 与本作品算法，四项核心指标结果如图 5 所示：</w:t>
       </w:r>
     </w:p>
     <w:p>
@@ -2707,7 +2722,7 @@
           <w:color w:val="111827"/>
           <w:sz w:val="24"/>
         </w:rPr>
-        <w:t>在室内动捕场完成了 40 架次实机测试。仿真与实机之间成功率差异为 3.1 个百分点（94.3% vs 91.2%），主要来自感知延迟与定位噪声。通过在规划器中引入 80 ms 的固定预测补偿，差异可收窄至 1.4 个百分点。</w:t>
+        <w:t>在室内动捕场完成了 40 架次实机测试。仿真与实机之间成功率差异为 3.1 个百分点（94.3% vs 91.2%），主要来自感知延迟与定位噪声。通过在规划器中引入 80 ms 的固定预测补偿，差异可收窄至 1.4 个百分点（见表 3）。</w:t>
       </w:r>
     </w:p>
     <w:p>
@@ -3351,7 +3366,7 @@
           <w:color w:val="111827"/>
           <w:sz w:val="24"/>
         </w:rPr>
-        <w:t>总体指标容易被平均掉。把 200 组随机场景按「障碍出现方式」拆成四类之后，能看到提升究竟发生在哪里：室内走廊本来就接近满分，收益极小；真正拉开差距的是窄通道与动态障碍密集这两类。</w:t>
+        <w:t>总体指标容易被平均掉。把 200 组随机场景按「障碍出现方式」拆成四类之后，能看到提升究竟发生在哪里：室内走廊本来就接近满分，收益极小；真正拉开差距的是窄通道与动态障碍密集这两类（见图 6）。</w:t>
       </w:r>
     </w:p>
     <w:p>
@@ -3439,7 +3454,7 @@
           <w:color w:val="111827"/>
           <w:sz w:val="24"/>
         </w:rPr>
-        <w:t>为了确认三项改进各自的贡献，我们做了逐项剥离的消融实验。结论有点反直觉：曲率约束几乎不影响成功率，但对能耗影响明显——这也说明为什么只报成功率的论文会低估它。</w:t>
+        <w:t>为了确认三项改进各自的贡献，我们做了逐项剥离的消融实验。结论有点反直觉：曲率约束几乎不影响成功率，但对能耗影响明显——这也说明为什么只报成功率的论文会低估它（见图 7）。</w:t>
       </w:r>
     </w:p>
     <w:p>
@@ -3752,7 +3767,7 @@
           <w:color w:val="111827"/>
           <w:sz w:val="21"/>
         </w:rPr>
-        <w:t xml:space="preserve">　[4] Zhou X, Wang Y. Dynamic Path Planning for UAV in Uncertain Environments: A Survey[J]. IEEE Access, 2023, 11: 88214-88231.</w:t>
+        <w:t xml:space="preserve">　[4] Coutinho W P, Battarra M, Fliege J. The unmanned aerial vehicle routing and trajectory optimisation problem, a taxonomic review[J]. Computers &amp; Industrial Engineering, 2018, 120: 116-128.</w:t>
       </w:r>
     </w:p>
     <w:p>
@@ -3780,7 +3795,7 @@
           <w:color w:val="111827"/>
           <w:sz w:val="21"/>
         </w:rPr>
-        <w:t xml:space="preserve">　[6] 王伟, 李强. 动态环境下移动机器人路径规划研究综述[J]. 自动化学报, 2023, 49(6): 1121-1138.</w:t>
+        <w:t xml:space="preserve">　[6] LaValle S M. Planning Algorithms[M]. Cambridge: Cambridge University Press, 2006.</w:t>
       </w:r>
     </w:p>
     <w:p>
@@ -3794,7 +3809,7 @@
           <w:color w:val="111827"/>
           <w:sz w:val="21"/>
         </w:rPr>
-        <w:t xml:space="preserve">　[7] 张涛, 陈明. 基于滚动时域的无人机避障规划方法[J]. 航空学报, 2024, 45(3): 328-341.</w:t>
+        <w:t xml:space="preserve">　[7] Karaman S, Frazzoli E. Sampling-Based Algorithms for Optimal Motion Planning[J]. The International Journal of Robotics Research, 2011, 30(7): 846-894.</w:t>
       </w:r>
     </w:p>
     <w:p>
@@ -3808,21 +3823,7 @@
           <w:color w:val="111827"/>
           <w:sz w:val="21"/>
         </w:rPr>
-        <w:t xml:space="preserve">　[8] 刘洋, 赵磊. 改进 A* 算法在室内机器人导航中的应用[J]. 机器人, 2024, 46(2): 156-165.</w:t>
-      </w:r>
-    </w:p>
-    <w:p>
-      <w:pPr>
-        <w:spacing w:before="0" w:after="120" w:lineRule="auto" w:line="360"/>
-      </w:pPr>
-      <w:r>
-        <w:rPr>
-          <w:rFonts w:ascii="宋体" w:hAnsi="宋体" w:eastAsia="宋体"/>
-          <w:b w:val="0"/>
-          <w:color w:val="111827"/>
-          <w:sz w:val="21"/>
-        </w:rPr>
-        <w:t xml:space="preserve">　说明：以上条目为示例，格式遵循 GB/T 7714—2015。</w:t>
+        <w:t xml:space="preserve">　[8] Zhou B, Gao F, Wang L, et al. Robust and Efficient Quadrotor Trajectory Generation for Fast Autonomous Flight[J]. IEEE Robotics and Automation Letters, 2019, 4(4): 3529-3536.</w:t>
       </w:r>
     </w:p>
     <w:p>

--- a/examples/demos/demo_challenge_cup.docx
+++ b/examples/demos/demo_challenge_cup.docx
@@ -2,9 +2,12 @@
 <file path=word/document.xml><?xml version="1.0" encoding="utf-8"?>
 <w:document xmlns:wpc="http://schemas.microsoft.com/office/word/2010/wordprocessingCanvas" xmlns:mo="http://schemas.microsoft.com/office/mac/office/2008/main" xmlns:mc="http://schemas.openxmlformats.org/markup-compatibility/2006" xmlns:mv="urn:schemas-microsoft-com:mac:vml" xmlns:o="urn:schemas-microsoft-com:office:office" xmlns:r="http://schemas.openxmlformats.org/officeDocument/2006/relationships" xmlns:m="http://schemas.openxmlformats.org/officeDocument/2006/math" xmlns:v="urn:schemas-microsoft-com:vml" xmlns:wp14="http://schemas.microsoft.com/office/word/2010/wordprocessingDrawing" xmlns:wp="http://schemas.openxmlformats.org/drawingml/2006/wordprocessingDrawing" xmlns:w10="urn:schemas-microsoft-com:office:word" xmlns:w="http://schemas.openxmlformats.org/wordprocessingml/2006/main" xmlns:w14="http://schemas.microsoft.com/office/word/2010/wordml" xmlns:wpg="http://schemas.microsoft.com/office/word/2010/wordprocessingGroup" xmlns:wpi="http://schemas.microsoft.com/office/word/2010/wordprocessingInk" xmlns:wne="http://schemas.microsoft.com/office/word/2006/wordml" xmlns:wps="http://schemas.microsoft.com/office/word/2010/wordprocessingShape" mc:Ignorable="w14 wp14">
   <w:body>
-    <w:p/>
-    <w:p/>
-    <w:p/>
+    <w:p>
+      <w:pPr>
+        <w:spacing w:before="0" w:after="0" w:lineRule="exact" w:line="3402"/>
+      </w:pPr>
+      <w:r/>
+    </w:p>
     <w:p>
       <w:pPr>
         <w:spacing w:after="480"/>
@@ -16,21 +19,6 @@
           <w:b/>
           <w:color w:val="B91C1C"/>
           <w:sz w:val="60"/>
-        </w:rPr>
-        <w:t>第十八届「挑战杯」全国大学生课外学术科技作品竞赛</w:t>
-      </w:r>
-    </w:p>
-    <w:p>
-      <w:pPr>
-        <w:spacing w:after="200"/>
-        <w:jc w:val="center"/>
-      </w:pPr>
-      <w:r>
-        <w:rPr>
-          <w:rFonts w:ascii="黑体" w:hAnsi="黑体" w:eastAsia="黑体"/>
-          <w:b/>
-          <w:color w:val="111827"/>
-          <w:sz w:val="36"/>
         </w:rPr>
         <w:t>第十八届「挑战杯」全国大学生课外学术科技作品竞赛</w:t>
       </w:r>
@@ -3885,7 +3873,7 @@
             <w:pPr>
               <w:keepNext/>
               <w:keepLines/>
-              <w:spacing w:before="0" w:after="0" w:line="1020" w:lineRule="exact"/>
+              <w:spacing w:before="0" w:after="0" w:line="2268" w:lineRule="exact"/>
             </w:pPr>
           </w:p>
           <w:p>
@@ -3941,7 +3929,7 @@
             <w:pPr>
               <w:keepNext/>
               <w:keepLines/>
-              <w:spacing w:before="0" w:after="0" w:line="1020" w:lineRule="exact"/>
+              <w:spacing w:before="0" w:after="0" w:line="2268" w:lineRule="exact"/>
             </w:pPr>
           </w:p>
           <w:p>
@@ -3993,7 +3981,7 @@
           </w:p>
           <w:p>
             <w:pPr>
-              <w:spacing w:before="0" w:after="0" w:line="1020" w:lineRule="exact"/>
+              <w:spacing w:before="0" w:after="0" w:line="2268" w:lineRule="exact"/>
             </w:pPr>
           </w:p>
           <w:p>

--- a/examples/demos/demo_challenge_cup.docx
+++ b/examples/demos/demo_challenge_cup.docx
@@ -81,6 +81,9 @@
         <w:gridCol w:w="6123"/>
       </w:tblGrid>
       <w:tr>
+        <w:trPr>
+          <w:cantSplit/>
+        </w:trPr>
         <w:tc>
           <w:tcPr>
             <w:tcW w:type="dxa" w:w="2608"/>
@@ -123,6 +126,9 @@
         </w:tc>
       </w:tr>
       <w:tr>
+        <w:trPr>
+          <w:cantSplit/>
+        </w:trPr>
         <w:tc>
           <w:tcPr>
             <w:tcW w:type="dxa" w:w="2608"/>
@@ -165,6 +171,9 @@
         </w:tc>
       </w:tr>
       <w:tr>
+        <w:trPr>
+          <w:cantSplit/>
+        </w:trPr>
         <w:tc>
           <w:tcPr>
             <w:tcW w:type="dxa" w:w="2608"/>
@@ -207,6 +216,9 @@
         </w:tc>
       </w:tr>
       <w:tr>
+        <w:trPr>
+          <w:cantSplit/>
+        </w:trPr>
         <w:tc>
           <w:tcPr>
             <w:tcW w:type="dxa" w:w="2608"/>
@@ -249,6 +261,9 @@
         </w:tc>
       </w:tr>
       <w:tr>
+        <w:trPr>
+          <w:cantSplit/>
+        </w:trPr>
         <w:tc>
           <w:tcPr>
             <w:tcW w:type="dxa" w:w="2608"/>
@@ -291,6 +306,9 @@
         </w:tc>
       </w:tr>
       <w:tr>
+        <w:trPr>
+          <w:cantSplit/>
+        </w:trPr>
         <w:tc>
           <w:tcPr>
             <w:tcW w:type="dxa" w:w="2608"/>
@@ -343,6 +361,7 @@
         <w:keepNext/>
         <w:keepLines/>
         <w:spacing w:before="280" w:after="140" w:line="360" w:lineRule="auto"/>
+        <w:outlineLvl w:val="0"/>
       </w:pPr>
       <w:r>
         <w:rPr>
@@ -382,6 +401,9 @@
         <w:gridCol w:w="6123"/>
       </w:tblGrid>
       <w:tr>
+        <w:trPr>
+          <w:cantSplit/>
+        </w:trPr>
         <w:tc>
           <w:tcPr>
             <w:tcW w:type="dxa" w:w="2608"/>
@@ -424,6 +446,9 @@
         </w:tc>
       </w:tr>
       <w:tr>
+        <w:trPr>
+          <w:cantSplit/>
+        </w:trPr>
         <w:tc>
           <w:tcPr>
             <w:tcW w:type="dxa" w:w="2608"/>
@@ -466,6 +491,9 @@
         </w:tc>
       </w:tr>
       <w:tr>
+        <w:trPr>
+          <w:cantSplit/>
+        </w:trPr>
         <w:tc>
           <w:tcPr>
             <w:tcW w:type="dxa" w:w="2608"/>
@@ -508,6 +536,9 @@
         </w:tc>
       </w:tr>
       <w:tr>
+        <w:trPr>
+          <w:cantSplit/>
+        </w:trPr>
         <w:tc>
           <w:tcPr>
             <w:tcW w:type="dxa" w:w="2608"/>
@@ -615,6 +646,7 @@
         <w:keepNext/>
         <w:keepLines/>
         <w:spacing w:before="280" w:after="140" w:line="360" w:lineRule="auto"/>
+        <w:outlineLvl w:val="0"/>
       </w:pPr>
       <w:r>
         <w:rPr>
@@ -719,6 +751,7 @@
         <w:keepNext/>
         <w:keepLines/>
         <w:spacing w:before="200" w:after="100" w:line="360" w:lineRule="auto"/>
+        <w:outlineLvl w:val="1"/>
       </w:pPr>
       <w:r>
         <w:rPr>
@@ -780,6 +813,7 @@
         <w:keepNext/>
         <w:keepLines/>
         <w:spacing w:before="200" w:after="100" w:line="360" w:lineRule="auto"/>
+        <w:outlineLvl w:val="1"/>
       </w:pPr>
       <w:r>
         <w:rPr>
@@ -826,6 +860,7 @@
         <w:keepNext/>
         <w:keepLines/>
         <w:spacing w:before="200" w:after="100" w:line="360" w:lineRule="auto"/>
+        <w:outlineLvl w:val="1"/>
       </w:pPr>
       <w:r>
         <w:rPr>
@@ -887,6 +922,7 @@
         <w:keepNext/>
         <w:keepLines/>
         <w:spacing w:before="200" w:after="100" w:line="360" w:lineRule="auto"/>
+        <w:outlineLvl w:val="1"/>
       </w:pPr>
       <w:r>
         <w:rPr>
@@ -933,6 +969,7 @@
         <w:keepNext/>
         <w:keepLines/>
         <w:spacing w:before="280" w:after="140" w:line="360" w:lineRule="auto"/>
+        <w:outlineLvl w:val="0"/>
       </w:pPr>
       <w:r>
         <w:rPr>
@@ -1097,6 +1134,7 @@
         <w:keepNext/>
         <w:keepLines/>
         <w:spacing w:before="200" w:after="100" w:line="360" w:lineRule="auto"/>
+        <w:outlineLvl w:val="1"/>
       </w:pPr>
       <w:r>
         <w:rPr>
@@ -1158,6 +1196,7 @@
         <w:keepNext/>
         <w:keepLines/>
         <w:spacing w:before="200" w:after="100" w:line="360" w:lineRule="auto"/>
+        <w:outlineLvl w:val="1"/>
       </w:pPr>
       <w:r>
         <w:rPr>
@@ -1247,6 +1286,7 @@
         <w:keepNext/>
         <w:keepLines/>
         <w:spacing w:before="200" w:after="100" w:line="360" w:lineRule="auto"/>
+        <w:outlineLvl w:val="1"/>
       </w:pPr>
       <w:r>
         <w:rPr>
@@ -1323,6 +1363,7 @@
         <w:keepNext/>
         <w:keepLines/>
         <w:spacing w:before="200" w:after="100" w:line="360" w:lineRule="auto"/>
+        <w:outlineLvl w:val="1"/>
       </w:pPr>
       <w:r>
         <w:rPr>
@@ -2009,6 +2050,7 @@
         <w:keepNext/>
         <w:keepLines/>
         <w:spacing w:before="280" w:after="140" w:line="360" w:lineRule="auto"/>
+        <w:outlineLvl w:val="0"/>
       </w:pPr>
       <w:r>
         <w:rPr>
@@ -2034,7 +2076,7 @@
           <w:color w:val="111827"/>
           <w:sz w:val="24"/>
         </w:rPr>
-        <w:t>在同一数据集上对比经典 A*、D* Lite 与本作品算法，四项核心指标结果如图 5 所示：</w:t>
+        <w:t>在同一数据集上对比经典 A*、D* Lite 与本作品算法，四项核心指标结果如图 5 所示（见表 2）：</w:t>
       </w:r>
     </w:p>
     <w:p>
@@ -2641,6 +2683,7 @@
         <w:keepNext/>
         <w:keepLines/>
         <w:spacing w:before="200" w:after="100" w:line="360" w:lineRule="auto"/>
+        <w:outlineLvl w:val="1"/>
       </w:pPr>
       <w:r>
         <w:rPr>
@@ -2687,6 +2730,7 @@
         <w:keepNext/>
         <w:keepLines/>
         <w:spacing w:before="200" w:after="100" w:line="360" w:lineRule="auto"/>
+        <w:outlineLvl w:val="1"/>
       </w:pPr>
       <w:r>
         <w:rPr>
@@ -3148,6 +3192,7 @@
         <w:keepNext/>
         <w:keepLines/>
         <w:spacing w:before="200" w:after="100" w:line="360" w:lineRule="auto"/>
+        <w:outlineLvl w:val="1"/>
       </w:pPr>
       <w:r>
         <w:rPr>
@@ -3194,6 +3239,7 @@
         <w:keepNext/>
         <w:keepLines/>
         <w:spacing w:before="200" w:after="100" w:line="360" w:lineRule="auto"/>
+        <w:outlineLvl w:val="1"/>
       </w:pPr>
       <w:r>
         <w:rPr>
@@ -3255,6 +3301,7 @@
         <w:keepNext/>
         <w:keepLines/>
         <w:spacing w:before="200" w:after="100" w:line="360" w:lineRule="auto"/>
+        <w:outlineLvl w:val="1"/>
       </w:pPr>
       <w:r>
         <w:rPr>
@@ -3301,6 +3348,7 @@
         <w:keepNext/>
         <w:keepLines/>
         <w:spacing w:before="200" w:after="100" w:line="360" w:lineRule="auto"/>
+        <w:outlineLvl w:val="1"/>
       </w:pPr>
       <w:r>
         <w:rPr>
@@ -3508,6 +3556,7 @@
         <w:keepNext/>
         <w:keepLines/>
         <w:spacing w:before="280" w:after="140" w:line="360" w:lineRule="auto"/>
+        <w:outlineLvl w:val="0"/>
       </w:pPr>
       <w:r>
         <w:rPr>
@@ -3569,6 +3618,7 @@
         <w:keepNext/>
         <w:keepLines/>
         <w:spacing w:before="200" w:after="100" w:line="360" w:lineRule="auto"/>
+        <w:outlineLvl w:val="1"/>
       </w:pPr>
       <w:r>
         <w:rPr>
@@ -3630,6 +3680,7 @@
         <w:keepNext/>
         <w:keepLines/>
         <w:spacing w:before="280" w:after="140" w:line="360" w:lineRule="auto"/>
+        <w:outlineLvl w:val="0"/>
       </w:pPr>
       <w:r>
         <w:rPr>
@@ -3691,6 +3742,7 @@
         <w:keepNext/>
         <w:keepLines/>
         <w:spacing w:before="280" w:after="140" w:line="360" w:lineRule="auto"/>
+        <w:outlineLvl w:val="0"/>
       </w:pPr>
       <w:r>
         <w:rPr>
@@ -3819,6 +3871,7 @@
         <w:keepNext/>
         <w:keepLines/>
         <w:spacing w:before="280" w:after="140" w:line="360" w:lineRule="auto"/>
+        <w:outlineLvl w:val="0"/>
       </w:pPr>
       <w:r>
         <w:rPr>
